--- a/word_reports/LP_0045_위치_219_ABBA_The Best of ABBA.docx
+++ b/word_reports/LP_0045_위치_219_ABBA_The Best of ABBA.docx
@@ -4,7 +4,7 @@
   <w:body>
     <w:p>
       <w:pPr>
-        <w:spacing w:after="280"/>
+        <w:spacing w:after="80"/>
       </w:pPr>
       <w:r>
         <w:rPr w:rFonts="맑은 고딕">
@@ -13,94 +13,47 @@
           <w:color w:val="1E3A8A"/>
           <w:sz w:val="30"/>
         </w:rPr>
-        <w:t>[219] ABBA - The Best of ABBA</w:t>
+        <w:t>ABBA (아바) - The Best of ABBA</w:t>
       </w:r>
     </w:p>
     <w:p>
       <w:pPr>
-        <w:spacing w:after="320"/>
+        <w:spacing w:after="240"/>
       </w:pPr>
       <w:r>
         <w:rPr w:rFonts="맑은 고딕">
           <w:rFonts w:ascii="맑은 고딕" w:hAnsi="맑은 고딕" w:eastAsia="맑은 고딕"/>
           <w:b/>
-          <w:sz w:val="20"/>
+          <w:color w:val="4B5563"/>
+          <w:sz w:val="22"/>
         </w:rPr>
-        <w:t>■ 위치 : 219</w:t>
-        <w:br/>
-      </w:r>
-      <w:r>
-        <w:rPr w:rFonts="맑은 고딕">
-          <w:rFonts w:ascii="맑은 고딕" w:hAnsi="맑은 고딕" w:eastAsia="맑은 고딕"/>
-          <w:b/>
-          <w:sz w:val="20"/>
-        </w:rPr>
-        <w:t>■ 아티스트 : ABBA</w:t>
-        <w:br/>
-      </w:r>
-      <w:r>
-        <w:rPr w:rFonts="맑은 고딕">
-          <w:rFonts w:ascii="맑은 고딕" w:hAnsi="맑은 고딕" w:eastAsia="맑은 고딕"/>
-          <w:b/>
-          <w:sz w:val="20"/>
-        </w:rPr>
-        <w:t>■ 앨범명 : The Best of ABBA</w:t>
-        <w:br/>
-      </w:r>
-      <w:r>
-        <w:rPr w:rFonts="맑은 고딕">
-          <w:rFonts w:ascii="맑은 고딕" w:hAnsi="맑은 고딕" w:eastAsia="맑은 고딕"/>
-          <w:b w:val="0"/>
-          <w:sz w:val="20"/>
-        </w:rPr>
-        <w:t>■ 음반 레이블 : Polar Music</w:t>
-        <w:br/>
-      </w:r>
-      <w:r>
-        <w:rPr w:rFonts="맑은 고딕">
-          <w:rFonts w:ascii="맑은 고딕" w:hAnsi="맑은 고딕" w:eastAsia="맑은 고딕"/>
-          <w:b w:val="0"/>
-          <w:sz w:val="20"/>
-        </w:rPr>
-        <w:t>■ 발매년도 : 1975</w:t>
-        <w:br/>
-      </w:r>
-      <w:r>
-        <w:rPr w:rFonts="맑은 고딕">
-          <w:rFonts w:ascii="맑은 고딕" w:hAnsi="맑은 고딕" w:eastAsia="맑은 고딕"/>
-          <w:b w:val="0"/>
-          <w:sz w:val="20"/>
-        </w:rPr>
-        <w:t>■ 장르 : 유로팝, 팝 록, 디스코</w:t>
-        <w:br/>
-      </w:r>
-      <w:r>
-        <w:rPr w:rFonts="맑은 고딕">
-          <w:rFonts w:ascii="맑은 고딕" w:hAnsi="맑은 고딕" w:eastAsia="맑은 고딕"/>
-          <w:b w:val="0"/>
-          <w:sz w:val="20"/>
-        </w:rPr>
-        <w:t>■ 주요 수록곡 : Waterloo, Mamma Mia, Fernando, SOS, Ring Ring, I Do, I Do, I Do, I Do, I Do</w:t>
-        <w:br/>
+        <w:t>위치 :  219</w:t>
       </w:r>
     </w:p>
     <w:p>
       <w:pPr>
-        <w:spacing w:after="160"/>
+        <w:spacing w:line="324" w:lineRule="auto" w:before="80" w:after="160"/>
       </w:pPr>
       <w:r>
         <w:rPr w:rFonts="맑은 고딕">
           <w:rFonts w:ascii="맑은 고딕" w:hAnsi="맑은 고딕" w:eastAsia="맑은 고딕"/>
           <w:b/>
           <w:color w:val="1F2937"/>
-          <w:sz w:val="24"/>
+          <w:sz w:val="22"/>
         </w:rPr>
-        <w:t>■ 음반 해설 및 감상 가이드</w:t>
+        <w:t xml:space="preserve">[음반 소개] </w:t>
+      </w:r>
+      <w:r>
+        <w:rPr w:rFonts="맑은 고딕">
+          <w:rFonts w:ascii="맑은 고딕" w:hAnsi="맑은 고딕" w:eastAsia="맑은 고딕"/>
+          <w:b w:val="0"/>
+          <w:sz w:val="21"/>
+        </w:rPr>
       </w:r>
     </w:p>
     <w:p>
       <w:pPr>
-        <w:spacing w:line="312" w:lineRule="auto" w:after="120"/>
+        <w:spacing w:line="324" w:lineRule="auto" w:after="120"/>
       </w:pPr>
       <w:r>
         <w:rPr w:rFonts="맑은 고딕">
@@ -108,51 +61,516 @@
           <w:b w:val="0"/>
           <w:sz w:val="21"/>
         </w:rPr>
-        <w:t>스웨덴이 낳은 세계적인 팝 그룹 아바(ABBA)의 초기 전성기를 포착한 명작 컴필레이션 앨범 &lt;The Best of ABBA&gt;는 1975년에 발매되어 전 세계적인 '아바 매니아(ABBAMania)' 현상을 불지핀 이정표와 같은 음반입니다. 1974년 유로비전 송 콘테스트 우승곡인 'Waterloo'의 폭발적인 성공 이후, 그룹의 음악적 스펙트럼이 대중과 완전히 호흡하기 시작한 기점의 명곡들을 정밀하게 집대성했습니다. 특히 호주와 유럽 전역에서 경이로운 판매고를 올리며 아바가 일회성 스타를 넘어 시대를 관통하는 대중음악의 거장임을 입증해낸 역작입니다.</w:t>
+        <w:t>북유럽의 청량한 공기와 눈부신 선율의 마법이 오롯이 새겨진 [The Best of ABBA]는 1970년대 팝 음악의 황금기를 우아하게 수놓은 기념비적인 걸작입니다. 유로비전 송 콘테스트의 찬란한 서막부터 전 세계인의 심장을 두근거리게 한 완벽한 보컬 하모니와 찬연한 훅(Hook)의 향연은 반세기의 시간을 뛰어넘어 오늘날에도 깊은 서정적 울림을 선사합니다. 바이닐의 소릿골을 따라 흐르는 이들의 눈부신 음악적 궤적은 단순한 히트곡 모음집을 넘어, 대중음악이 도달할 수 있는 가장 순수하고 격조 높은 환희의 순간을 증명하고 있습니다.</w:t>
       </w:r>
     </w:p>
     <w:p>
       <w:pPr>
-        <w:spacing w:line="312" w:lineRule="auto" w:after="120"/>
+        <w:spacing w:line="324" w:lineRule="auto" w:before="200" w:after="80"/>
       </w:pPr>
+      <w:r>
+        <w:rPr w:rFonts="맑은 고딕">
+          <w:rFonts w:ascii="맑은 고딕" w:hAnsi="맑은 고딕" w:eastAsia="맑은 고딕"/>
+          <w:b/>
+          <w:color w:val="1E3A8A"/>
+          <w:sz w:val="24"/>
+        </w:rPr>
+        <w:t>1. 음반 데이터</w:t>
+      </w:r>
+    </w:p>
+    <w:p>
+      <w:pPr>
+        <w:spacing w:line="324" w:lineRule="auto" w:after="80"/>
+      </w:pPr>
+      <w:r>
+        <w:rPr w:rFonts="맑은 고딕">
+          <w:rFonts w:ascii="맑은 고딕" w:hAnsi="맑은 고딕" w:eastAsia="맑은 고딕"/>
+          <w:b w:val="0"/>
+          <w:color w:val="6B7280"/>
+          <w:sz w:val="21"/>
+        </w:rPr>
+        <w:t xml:space="preserve">· </w:t>
+      </w:r>
+      <w:r>
+        <w:rPr w:rFonts="맑은 고딕">
+          <w:rFonts w:ascii="맑은 고딕" w:hAnsi="맑은 고딕" w:eastAsia="맑은 고딕"/>
+          <w:b/>
+          <w:color w:val="1F2937"/>
+          <w:sz w:val="21"/>
+        </w:rPr>
+        <w:t xml:space="preserve">앨범명: </w:t>
+      </w:r>
       <w:r>
         <w:rPr w:rFonts="맑은 고딕">
           <w:rFonts w:ascii="맑은 고딕" w:hAnsi="맑은 고딕" w:eastAsia="맑은 고딕"/>
           <w:b w:val="0"/>
           <w:sz w:val="21"/>
         </w:rPr>
-        <w:t>이 앨범의 음악적 가치는 베니 안데르손과 비요른 울바에우스의 완벽에 가까운 작곡·프로듀싱 감각, 그리고 아그네사 펠트스코그와 안니프리드 륭스타드의 매혹적인 보컬 하모니가 만들어내는 극상의 시너지에 있습니다. 북유럽 특유의 서정적이면서도 명랑한 멜로디 라인은 미국식 팝 스탠다드의 세련된 편곡과 결합하여 세대를 초월하는 보편적인 감동을 선사합니다. 두 여성 보컬의 정교한 미성과 화려한 레이어링은 LP의 따뜻하고 입체적인 아날로그 질감을 만났을 때 그 풍부함이 극대화됩니다.</w:t>
+        <w:t>The Best of ABBA</w:t>
       </w:r>
     </w:p>
     <w:p>
       <w:pPr>
-        <w:spacing w:line="312" w:lineRule="auto" w:after="120"/>
+        <w:spacing w:line="324" w:lineRule="auto" w:after="80"/>
       </w:pPr>
+      <w:r>
+        <w:rPr w:rFonts="맑은 고딕">
+          <w:rFonts w:ascii="맑은 고딕" w:hAnsi="맑은 고딕" w:eastAsia="맑은 고딕"/>
+          <w:b w:val="0"/>
+          <w:color w:val="6B7280"/>
+          <w:sz w:val="21"/>
+        </w:rPr>
+        <w:t xml:space="preserve">· </w:t>
+      </w:r>
+      <w:r>
+        <w:rPr w:rFonts="맑은 고딕">
+          <w:rFonts w:ascii="맑은 고딕" w:hAnsi="맑은 고딕" w:eastAsia="맑은 고딕"/>
+          <w:b/>
+          <w:color w:val="1F2937"/>
+          <w:sz w:val="21"/>
+        </w:rPr>
+        <w:t xml:space="preserve">아티스트: </w:t>
+      </w:r>
       <w:r>
         <w:rPr w:rFonts="맑은 고딕">
           <w:rFonts w:ascii="맑은 고딕" w:hAnsi="맑은 고딕" w:eastAsia="맑은 고딕"/>
           <w:b w:val="0"/>
           <w:sz w:val="21"/>
         </w:rPr>
-        <w:t>수록곡들은 경쾌한 팝 록부터 감성적인 발라드까지 다채로운 스펙트럼을 자랑합니다. 리드미컬하고 파워풀한 에너지가 넘치는 'Waterloo'와 'Mamma Mia'는 팝 음악이 다다를 수 있는 정석적인 쾌감을 보여주며, 깊은 감수성을 내포한 'SOS'와 아련한 서정미가 돋보이는 'Fernando'는 아바 고유의 멜랑콜리한 서사를 여실히 드러냅니다. 아날로그 LP로 이 음반을 감상할 때는 정교하게 세공된 묵직한 베이스 라인과 화려한 오케스트레이션의 레이어가 공간을 채우는 입체적인 울림에 집중하는 것이 핵심 포인트입니다.</w:t>
+        <w:t>ABBA (아바)</w:t>
       </w:r>
     </w:p>
     <w:p>
       <w:pPr>
-        <w:spacing w:line="312" w:lineRule="auto" w:after="120"/>
+        <w:spacing w:line="324" w:lineRule="auto" w:after="80"/>
       </w:pPr>
+      <w:r>
+        <w:rPr w:rFonts="맑은 고딕">
+          <w:rFonts w:ascii="맑은 고딕" w:hAnsi="맑은 고딕" w:eastAsia="맑은 고딕"/>
+          <w:b w:val="0"/>
+          <w:color w:val="6B7280"/>
+          <w:sz w:val="21"/>
+        </w:rPr>
+        <w:t xml:space="preserve">· </w:t>
+      </w:r>
+      <w:r>
+        <w:rPr w:rFonts="맑은 고딕">
+          <w:rFonts w:ascii="맑은 고딕" w:hAnsi="맑은 고딕" w:eastAsia="맑은 고딕"/>
+          <w:b/>
+          <w:color w:val="1F2937"/>
+          <w:sz w:val="21"/>
+        </w:rPr>
+        <w:t xml:space="preserve">발매 정보: </w:t>
+      </w:r>
       <w:r>
         <w:rPr w:rFonts="맑은 고딕">
           <w:rFonts w:ascii="맑은 고딕" w:hAnsi="맑은 고딕" w:eastAsia="맑은 고딕"/>
           <w:b w:val="0"/>
           <w:sz w:val="21"/>
         </w:rPr>
-        <w:t>결론적으로 &lt;The Best of ABBA&gt;는 단순히 히트곡을 모아놓은 모음집을 넘어, 1970년대 대중음악사의 한 페이지를 화려하게 장식한 유로팝의 정수를 담아낸 예술적 기록물입니다. 세월이 흘러도 빛을 잃지 않는 명료한 멜로디의 생명력과 세련된 사운드 메이킹은 오늘날 아날로그 음악 애호가들에게 여전히 찬란한 감동을 선사하고 있습니다.</w:t>
+        <w:t>1975년 말부터 1976년에 걸쳐 유럽과 오세아니아를 중심으로 발매된 초기 대표 베스트 앨범으로, 전 세계를 뒤흔든 '아바 현상'의 정점에서 밴드의 눈부신 초기 전성기 명곡들을 정선하여 엮어낸 역사적인 앤솔로지 바이닐입니다.</w:t>
+      </w:r>
+    </w:p>
+    <w:p>
+      <w:pPr>
+        <w:spacing w:line="324" w:lineRule="auto" w:after="80"/>
+      </w:pPr>
+      <w:r>
+        <w:rPr w:rFonts="맑은 고딕">
+          <w:rFonts w:ascii="맑은 고딕" w:hAnsi="맑은 고딕" w:eastAsia="맑은 고딕"/>
+          <w:b w:val="0"/>
+          <w:color w:val="6B7280"/>
+          <w:sz w:val="21"/>
+        </w:rPr>
+        <w:t xml:space="preserve">· </w:t>
+      </w:r>
+      <w:r>
+        <w:rPr w:rFonts="맑은 고딕">
+          <w:rFonts w:ascii="맑은 고딕" w:hAnsi="맑은 고딕" w:eastAsia="맑은 고딕"/>
+          <w:b/>
+          <w:color w:val="1F2937"/>
+          <w:sz w:val="21"/>
+        </w:rPr>
+        <w:t xml:space="preserve">LP 인기도(판매량): </w:t>
+      </w:r>
+      <w:r>
+        <w:rPr w:rFonts="맑은 고딕">
+          <w:rFonts w:ascii="맑은 고딕" w:hAnsi="맑은 고딕" w:eastAsia="맑은 고딕"/>
+          <w:b w:val="0"/>
+          <w:sz w:val="21"/>
+        </w:rPr>
+        <w:t>발매 당시 호주 앨범 차트에서 무려 16주간 연속 1위를 기록하고 당시 호주 역사상 최다 판매량인 100만 장 이상(22× 플래티넘)을 돌파하였으며, 유럽 전역과 글로벌 차트 최상위권을 석권하며 시대를 상징하는 밀리언셀러로 군림하였습니다.</w:t>
+      </w:r>
+    </w:p>
+    <w:p>
+      <w:pPr>
+        <w:spacing w:line="324" w:lineRule="auto" w:after="80"/>
+      </w:pPr>
+      <w:r>
+        <w:rPr w:rFonts="맑은 고딕">
+          <w:rFonts w:ascii="맑은 고딕" w:hAnsi="맑은 고딕" w:eastAsia="맑은 고딕"/>
+          <w:b w:val="0"/>
+          <w:color w:val="6B7280"/>
+          <w:sz w:val="21"/>
+        </w:rPr>
+        <w:t xml:space="preserve">· </w:t>
+      </w:r>
+      <w:r>
+        <w:rPr w:rFonts="맑은 고딕">
+          <w:rFonts w:ascii="맑은 고딕" w:hAnsi="맑은 고딕" w:eastAsia="맑은 고딕"/>
+          <w:b/>
+          <w:color w:val="1F2937"/>
+          <w:sz w:val="21"/>
+        </w:rPr>
+        <w:t xml:space="preserve">각종 수상경력: </w:t>
+      </w:r>
+      <w:r>
+        <w:rPr w:rFonts="맑은 고딕">
+          <w:rFonts w:ascii="맑은 고딕" w:hAnsi="맑은 고딕" w:eastAsia="맑은 고딕"/>
+          <w:b w:val="0"/>
+          <w:sz w:val="21"/>
+        </w:rPr>
+        <w:t>1974년 유로비전 송 콘테스트 그랑프리 수상을 필두로 전 세계 다수의 플래티넘 및 골드 디스크 인증을 획득하였으며, 훗날 로큰롤 명예의 전당(Rock and Roll Hall of Fame) 헌액과 그래미 명예의 전당 입성을 견인한 찬란한 원천으로 공인받고 있습니다.</w:t>
+      </w:r>
+    </w:p>
+    <w:p>
+      <w:pPr>
+        <w:spacing w:line="324" w:lineRule="auto" w:before="200" w:after="80"/>
+      </w:pPr>
+      <w:r>
+        <w:rPr w:rFonts="맑은 고딕">
+          <w:rFonts w:ascii="맑은 고딕" w:hAnsi="맑은 고딕" w:eastAsia="맑은 고딕"/>
+          <w:b/>
+          <w:color w:val="1E3A8A"/>
+          <w:sz w:val="24"/>
+        </w:rPr>
+        <w:t>2. 아티스트 정보</w:t>
+      </w:r>
+    </w:p>
+    <w:p>
+      <w:pPr>
+        <w:spacing w:line="324" w:lineRule="auto" w:after="80"/>
+      </w:pPr>
+      <w:r>
+        <w:rPr w:rFonts="맑은 고딕">
+          <w:rFonts w:ascii="맑은 고딕" w:hAnsi="맑은 고딕" w:eastAsia="맑은 고딕"/>
+          <w:b w:val="0"/>
+          <w:color w:val="6B7280"/>
+          <w:sz w:val="21"/>
+        </w:rPr>
+        <w:t xml:space="preserve">· </w:t>
+      </w:r>
+      <w:r>
+        <w:rPr w:rFonts="맑은 고딕">
+          <w:rFonts w:ascii="맑은 고딕" w:hAnsi="맑은 고딕" w:eastAsia="맑은 고딕"/>
+          <w:b/>
+          <w:color w:val="1F2937"/>
+          <w:sz w:val="21"/>
+        </w:rPr>
+        <w:t xml:space="preserve">국적: </w:t>
+      </w:r>
+      <w:r>
+        <w:rPr w:rFonts="맑은 고딕">
+          <w:rFonts w:ascii="맑은 고딕" w:hAnsi="맑은 고딕" w:eastAsia="맑은 고딕"/>
+          <w:b w:val="0"/>
+          <w:sz w:val="21"/>
+        </w:rPr>
+        <w:t>스웨덴 (Sweden)</w:t>
+      </w:r>
+    </w:p>
+    <w:p>
+      <w:pPr>
+        <w:spacing w:line="324" w:lineRule="auto" w:after="80"/>
+      </w:pPr>
+      <w:r>
+        <w:rPr w:rFonts="맑은 고딕">
+          <w:rFonts w:ascii="맑은 고딕" w:hAnsi="맑은 고딕" w:eastAsia="맑은 고딕"/>
+          <w:b w:val="0"/>
+          <w:color w:val="6B7280"/>
+          <w:sz w:val="21"/>
+        </w:rPr>
+        <w:t xml:space="preserve">· </w:t>
+      </w:r>
+      <w:r>
+        <w:rPr w:rFonts="맑은 고딕">
+          <w:rFonts w:ascii="맑은 고딕" w:hAnsi="맑은 고딕" w:eastAsia="맑은 고딕"/>
+          <w:b/>
+          <w:color w:val="1F2937"/>
+          <w:sz w:val="21"/>
+        </w:rPr>
+        <w:t xml:space="preserve">생몰년도: </w:t>
+      </w:r>
+      <w:r>
+        <w:rPr w:rFonts="맑은 고딕">
+          <w:rFonts w:ascii="맑은 고딕" w:hAnsi="맑은 고딕" w:eastAsia="맑은 고딕"/>
+          <w:b w:val="0"/>
+          <w:sz w:val="21"/>
+        </w:rPr>
+        <w:t>1972년 결성 (활동기: 1972년 ~ 1982년, 2016년 재결합)</w:t>
+      </w:r>
+    </w:p>
+    <w:p>
+      <w:pPr>
+        <w:spacing w:line="324" w:lineRule="auto" w:after="80"/>
+      </w:pPr>
+      <w:r>
+        <w:rPr w:rFonts="맑은 고딕">
+          <w:rFonts w:ascii="맑은 고딕" w:hAnsi="맑은 고딕" w:eastAsia="맑은 고딕"/>
+          <w:b w:val="0"/>
+          <w:color w:val="6B7280"/>
+          <w:sz w:val="21"/>
+        </w:rPr>
+        <w:t xml:space="preserve">· </w:t>
+      </w:r>
+      <w:r>
+        <w:rPr w:rFonts="맑은 고딕">
+          <w:rFonts w:ascii="맑은 고딕" w:hAnsi="맑은 고딕" w:eastAsia="맑은 고딕"/>
+          <w:b/>
+          <w:color w:val="1F2937"/>
+          <w:sz w:val="21"/>
+        </w:rPr>
+        <w:t xml:space="preserve">그룹 소속: </w:t>
+      </w:r>
+      <w:r>
+        <w:rPr w:rFonts="맑은 고딕">
+          <w:rFonts w:ascii="맑은 고딕" w:hAnsi="맑은 고딕" w:eastAsia="맑은 고딕"/>
+          <w:b w:val="0"/>
+          <w:sz w:val="21"/>
+        </w:rPr>
+        <w:t>4인조 혼성 팝 그룹</w:t>
+      </w:r>
+    </w:p>
+    <w:p>
+      <w:pPr>
+        <w:spacing w:line="324" w:lineRule="auto" w:after="80"/>
+      </w:pPr>
+      <w:r>
+        <w:rPr w:rFonts="맑은 고딕">
+          <w:rFonts w:ascii="맑은 고딕" w:hAnsi="맑은 고딕" w:eastAsia="맑은 고딕"/>
+          <w:b w:val="0"/>
+          <w:color w:val="6B7280"/>
+          <w:sz w:val="21"/>
+        </w:rPr>
+        <w:t xml:space="preserve">· </w:t>
+      </w:r>
+      <w:r>
+        <w:rPr w:rFonts="맑은 고딕">
+          <w:rFonts w:ascii="맑은 고딕" w:hAnsi="맑은 고딕" w:eastAsia="맑은 고딕"/>
+          <w:b/>
+          <w:color w:val="1F2937"/>
+          <w:sz w:val="21"/>
+        </w:rPr>
+        <w:t xml:space="preserve">아티스트 소개: </w:t>
+      </w:r>
+      <w:r>
+        <w:rPr w:rFonts="맑은 고딕">
+          <w:rFonts w:ascii="맑은 고딕" w:hAnsi="맑은 고딕" w:eastAsia="맑은 고딕"/>
+          <w:b w:val="0"/>
+          <w:sz w:val="21"/>
+        </w:rPr>
+        <w:t>아그네사 팰츠콕, 비에른 울바에우스, 베니 안데르손, 아니프리드 륑스타의 네 음악적 거장이 만나 결성한 스웨덴의 국보급 콰르텟입니다. 북유럽 고유의 아련한 멜랑콜리와 클래시컬한 화성학, 정교한 스튜디오 프로덕션을 결합하여 비영어권 아티스트라는 한계를 완벽히 허물고 현대 팝 음악의 지형도를 영원히 바꾸어 놓았습니다.</w:t>
+      </w:r>
+    </w:p>
+    <w:p>
+      <w:pPr>
+        <w:spacing w:line="324" w:lineRule="auto" w:before="200" w:after="80"/>
+      </w:pPr>
+      <w:r>
+        <w:rPr w:rFonts="맑은 고딕">
+          <w:rFonts w:ascii="맑은 고딕" w:hAnsi="맑은 고딕" w:eastAsia="맑은 고딕"/>
+          <w:b/>
+          <w:color w:val="1E3A8A"/>
+          <w:sz w:val="24"/>
+        </w:rPr>
+        <w:t>3. 음반 상세 분석</w:t>
+      </w:r>
+    </w:p>
+    <w:p>
+      <w:pPr>
+        <w:spacing w:line="324" w:lineRule="auto" w:after="80"/>
+      </w:pPr>
+      <w:r>
+        <w:rPr w:rFonts="맑은 고딕">
+          <w:rFonts w:ascii="맑은 고딕" w:hAnsi="맑은 고딕" w:eastAsia="맑은 고딕"/>
+          <w:b w:val="0"/>
+          <w:color w:val="6B7280"/>
+          <w:sz w:val="21"/>
+        </w:rPr>
+        <w:t xml:space="preserve">· </w:t>
+      </w:r>
+      <w:r>
+        <w:rPr w:rFonts="맑은 고딕">
+          <w:rFonts w:ascii="맑은 고딕" w:hAnsi="맑은 고딕" w:eastAsia="맑은 고딕"/>
+          <w:b/>
+          <w:color w:val="1F2937"/>
+          <w:sz w:val="21"/>
+        </w:rPr>
+        <w:t xml:space="preserve">역사적 위치: </w:t>
+      </w:r>
+      <w:r>
+        <w:rPr w:rFonts="맑은 고딕">
+          <w:rFonts w:ascii="맑은 고딕" w:hAnsi="맑은 고딕" w:eastAsia="맑은 고딕"/>
+          <w:b w:val="0"/>
+          <w:sz w:val="21"/>
+        </w:rPr>
+        <w:t>[The Best of ABBA]는 유러피언 팝이 영미권 중심의 주류 팝 시장을 어떻게 매혹하고 정복했는가를 보여주는 음악사적 기념비입니다. 필 스펙터 식의 웅장한 '월 오브 사운드(Wall of Sound)' 기법을 현대적으로 정제해 낸 베니와 비에른의 편곡 미학과, 두 여성 보컬의 완벽한 유니즌 및 대위법적 화음 구성은 오늘날까지도 팝 클래식의 가장 모범적인 전범(典範)으로 추앙받고 있습니다.</w:t>
+      </w:r>
+    </w:p>
+    <w:p>
+      <w:pPr>
+        <w:spacing w:line="324" w:lineRule="auto" w:after="80"/>
+      </w:pPr>
+      <w:r>
+        <w:rPr w:rFonts="맑은 고딕">
+          <w:rFonts w:ascii="맑은 고딕" w:hAnsi="맑은 고딕" w:eastAsia="맑은 고딕"/>
+          <w:b w:val="0"/>
+          <w:color w:val="6B7280"/>
+          <w:sz w:val="21"/>
+        </w:rPr>
+        <w:t xml:space="preserve">· </w:t>
+      </w:r>
+      <w:r>
+        <w:rPr w:rFonts="맑은 고딕">
+          <w:rFonts w:ascii="맑은 고딕" w:hAnsi="맑은 고딕" w:eastAsia="맑은 고딕"/>
+          <w:b/>
+          <w:color w:val="1F2937"/>
+          <w:sz w:val="21"/>
+        </w:rPr>
+        <w:t xml:space="preserve">시대의 흔적(스토리텔링): </w:t>
+      </w:r>
+      <w:r>
+        <w:rPr w:rFonts="맑은 고딕">
+          <w:rFonts w:ascii="맑은 고딕" w:hAnsi="맑은 고딕" w:eastAsia="맑은 고딕"/>
+          <w:b w:val="0"/>
+          <w:sz w:val="21"/>
+        </w:rPr>
+        <w:t>1970년대 중반, 전 세계적인 사회적 피로와 삭막함 속에서 아바가 선사한 눈부시게 밝고 낭만적인 멜로디는 당대 청춘들에게 찬란한 위로이자 탈출구였습니다. 턴테이블 위를 맴도는 바이닐의 온기와 함께 라디오 전파를 타고 방 안 가득 퍼져나가던 이 음악들은, 빛바랜 청춘의 공기와 잊을 수 없는 낭만적 노스탤지어를 고스란히 담아내고 있습니다.</w:t>
+      </w:r>
+    </w:p>
+    <w:p>
+      <w:pPr>
+        <w:spacing w:line="324" w:lineRule="auto" w:before="200" w:after="80"/>
+      </w:pPr>
+      <w:r>
+        <w:rPr w:rFonts="맑은 고딕">
+          <w:rFonts w:ascii="맑은 고딕" w:hAnsi="맑은 고딕" w:eastAsia="맑은 고딕"/>
+          <w:b/>
+          <w:color w:val="1E3A8A"/>
+          <w:sz w:val="24"/>
+        </w:rPr>
+        <w:t>4. 주요 수록곡 및 감상 제언</w:t>
+      </w:r>
+    </w:p>
+    <w:p>
+      <w:pPr>
+        <w:spacing w:line="324" w:lineRule="auto" w:after="80"/>
+      </w:pPr>
+      <w:r>
+        <w:rPr w:rFonts="맑은 고딕">
+          <w:rFonts w:ascii="맑은 고딕" w:hAnsi="맑은 고딕" w:eastAsia="맑은 고딕"/>
+          <w:b w:val="0"/>
+          <w:color w:val="6B7280"/>
+          <w:sz w:val="21"/>
+        </w:rPr>
+        <w:t xml:space="preserve">· </w:t>
+      </w:r>
+      <w:r>
+        <w:rPr w:rFonts="맑은 고딕">
+          <w:rFonts w:ascii="맑은 고딕" w:hAnsi="맑은 고딕" w:eastAsia="맑은 고딕"/>
+          <w:b/>
+          <w:color w:val="1F2937"/>
+          <w:sz w:val="21"/>
+        </w:rPr>
+        <w:t xml:space="preserve">주요 수록곡 특징: </w:t>
+      </w:r>
+      <w:r>
+        <w:rPr w:rFonts="맑은 고딕">
+          <w:rFonts w:ascii="맑은 고딕" w:hAnsi="맑은 고딕" w:eastAsia="맑은 고딕"/>
+          <w:b w:val="0"/>
+          <w:sz w:val="21"/>
+        </w:rPr>
+        <w:t>아바 신화의 장엄한 서막을 알린 불후의 명곡 'Waterloo'의 폭발적인 글램 록 에너지부터, 처연한 슬픔과 댄서블한 리듬이 극적으로 조화를 이루는 'SOS', 경쾌한 마림바 사운드와 세련된 훅이 매혹적인 'Mamma Mia', 그리고 서정적인 안데스풍 플루트 선율과 애틋한 보컬 앙상블이 가슴을 적시는 발라드 'Fernando'에 이르기까지 한 곡도 놓칠 수 없는 팝의 정수가 빼곡히 수놓아져 있습니다.</w:t>
+      </w:r>
+    </w:p>
+    <w:p>
+      <w:pPr>
+        <w:spacing w:line="324" w:lineRule="auto" w:after="80"/>
+      </w:pPr>
+      <w:r>
+        <w:rPr w:rFonts="맑은 고딕">
+          <w:rFonts w:ascii="맑은 고딕" w:hAnsi="맑은 고딕" w:eastAsia="맑은 고딕"/>
+          <w:b w:val="0"/>
+          <w:color w:val="6B7280"/>
+          <w:sz w:val="21"/>
+        </w:rPr>
+        <w:t xml:space="preserve">· </w:t>
+      </w:r>
+      <w:r>
+        <w:rPr w:rFonts="맑은 고딕">
+          <w:rFonts w:ascii="맑은 고딕" w:hAnsi="맑은 고딕" w:eastAsia="맑은 고딕"/>
+          <w:b/>
+          <w:color w:val="1F2937"/>
+          <w:sz w:val="21"/>
+        </w:rPr>
+        <w:t xml:space="preserve">빈티지 감상 제언: </w:t>
+      </w:r>
+      <w:r>
+        <w:rPr w:rFonts="맑은 고딕">
+          <w:rFonts w:ascii="맑은 고딕" w:hAnsi="맑은 고딕" w:eastAsia="맑은 고딕"/>
+          <w:b w:val="0"/>
+          <w:sz w:val="21"/>
+        </w:rPr>
+        <w:t>턴테이블 카트리지가 소릿골에 닿는 순간 피어오르는 아날로그 특유의 묵직하고 따스한 저역은 디지털 음원으로는 결코 체감할 수 없는 질감을 드러냅니다. 특히 진공관 앰프를 통해 감상할 때 아그네사의 맑고 투명한 고음과 아니프리드의 풍성하고 그윽한 알토 보이스가 환상적인 입체감으로 분리되어 리스닝 룸을 스톡홀름 스튜디오의 숨결로 가득 채웁니다.</w:t>
+      </w:r>
+    </w:p>
+    <w:p>
+      <w:pPr>
+        <w:spacing w:line="324" w:lineRule="auto" w:after="80"/>
+      </w:pPr>
+      <w:r>
+        <w:rPr w:rFonts="맑은 고딕">
+          <w:rFonts w:ascii="맑은 고딕" w:hAnsi="맑은 고딕" w:eastAsia="맑은 고딕"/>
+          <w:b w:val="0"/>
+          <w:color w:val="6B7280"/>
+          <w:sz w:val="21"/>
+        </w:rPr>
+        <w:t xml:space="preserve">· </w:t>
+      </w:r>
+      <w:r>
+        <w:rPr w:rFonts="맑은 고딕">
+          <w:rFonts w:ascii="맑은 고딕" w:hAnsi="맑은 고딕" w:eastAsia="맑은 고딕"/>
+          <w:b/>
+          <w:color w:val="1F2937"/>
+          <w:sz w:val="21"/>
+        </w:rPr>
+        <w:t xml:space="preserve">소장 가치: </w:t>
+      </w:r>
+      <w:r>
+        <w:rPr w:rFonts="맑은 고딕">
+          <w:rFonts w:ascii="맑은 고딕" w:hAnsi="맑은 고딕" w:eastAsia="맑은 고딕"/>
+          <w:b w:val="0"/>
+          <w:sz w:val="21"/>
+        </w:rPr>
+        <w:t>아바의 초기 음악적 정열과 싱그러운 생명력이 완벽한 아날로그 마스터링 사운드로 응축된 음반으로, 빈티지 오디오파일 및 바이닐 애호가라면 서가에 영구히 간직해야 할 대체 불가능한 팝의 클래식 컬렉션입니다.</w:t>
+      </w:r>
+    </w:p>
+    <w:p>
+      <w:pPr>
+        <w:spacing w:line="324" w:lineRule="auto" w:after="120" w:before="160"/>
+      </w:pPr>
+      <w:r>
+        <w:rPr w:rFonts="맑은 고딕">
+          <w:rFonts w:ascii="맑은 고딕" w:hAnsi="맑은 고딕" w:eastAsia="맑은 고딕"/>
+          <w:b/>
+          <w:color w:val="4338CA"/>
+          <w:sz w:val="21"/>
+        </w:rPr>
+        <w:t>이 음반을 통해 턴테이블의 회전하는 소릿골 속에서 피어나는 북유럽의 찬연한 화음과 시대를 건너온 팝의 마법이 전해주는 감동을 다시 한번 경험해 보시는 것은 어떨까요?</w:t>
       </w:r>
     </w:p>
     <w:sectPr>
       <w:pgSz w:w="12240" w:h="15840"/>
-      <w:pgMar w:top="1440" w:right="1440" w:bottom="1440" w:left="1440" w:header="720" w:footer="720" w:gutter="0"/>
+      <w:pgMar w:top="1152" w:right="1296" w:bottom="1152" w:left="1296" w:header="720" w:footer="720" w:gutter="0"/>
       <w:cols w:space="720"/>
       <w:docGrid w:linePitch="360"/>
     </w:sectPr>

--- a/word_reports/LP_0045_위치_219_ABBA_The Best of ABBA.docx
+++ b/word_reports/LP_0045_위치_219_ABBA_The Best of ABBA.docx
@@ -32,7 +32,7 @@
     </w:p>
     <w:p>
       <w:pPr>
-        <w:spacing w:line="324" w:lineRule="auto" w:before="80" w:after="160"/>
+        <w:spacing w:line="324" w:lineRule="auto" w:before="80" w:after="120"/>
       </w:pPr>
       <w:r>
         <w:rPr w:rFonts="맑은 고딕">
@@ -42,13 +42,6 @@
           <w:sz w:val="22"/>
         </w:rPr>
         <w:t xml:space="preserve">[음반 소개] </w:t>
-      </w:r>
-      <w:r>
-        <w:rPr w:rFonts="맑은 고딕">
-          <w:rFonts w:ascii="맑은 고딕" w:hAnsi="맑은 고딕" w:eastAsia="맑은 고딕"/>
-          <w:b w:val="0"/>
-          <w:sz w:val="21"/>
-        </w:rPr>
       </w:r>
     </w:p>
     <w:p>
@@ -61,7 +54,46 @@
           <w:b w:val="0"/>
           <w:sz w:val="21"/>
         </w:rPr>
-        <w:t>북유럽의 청량한 공기와 눈부신 선율의 마법이 오롯이 새겨진 [The Best of ABBA]는 1970년대 팝 음악의 황금기를 우아하게 수놓은 기념비적인 걸작입니다. 유로비전 송 콘테스트의 찬란한 서막부터 전 세계인의 심장을 두근거리게 한 완벽한 보컬 하모니와 찬연한 훅(Hook)의 향연은 반세기의 시간을 뛰어넘어 오늘날에도 깊은 서정적 울림을 선사합니다. 바이닐의 소릿골을 따라 흐르는 이들의 눈부신 음악적 궤적은 단순한 히트곡 모음집을 넘어, 대중음악이 도달할 수 있는 가장 순수하고 격조 높은 환희의 순간을 증명하고 있습니다.</w:t>
+        <w:t>1974년 영국 브라이턴에서 펼쳐진 유로비전 송 콘테스트에서 'Waterloo'로 우승의 깃발을 꽂았을 때, 세상은 20세기 팝 음악사를 송두리째 뒤흔들 위대한 신화의 서막을 목도했습니다. 스웨덴이라는 북구의 고요한 토양에서 피어난 4인조 혼성 그룹 아바(ABBA)는 영미권 중심의 포퓰러 음악 지형도를 단숨에 재편하며 전 세계 음악 애호가들의 가슴속에 찬란한 멜로디의 성좌를 수놓았습니다. 그들의 초기 황금기 정수를 오롯이 집약한 《The Best of ABBA》는 단발성 스타에 머물 것이라는 일각의 편견을 불식시키고, 대중음악을 바흐와 모차르트에 비견될 만한 완벽한 고전의 영역으로 격상시킨 기념비적 앨범입니다.</w:t>
+      </w:r>
+    </w:p>
+    <w:p>
+      <w:pPr>
+        <w:spacing w:line="324" w:lineRule="auto" w:after="120"/>
+      </w:pPr>
+      <w:r>
+        <w:rPr w:rFonts="맑은 고딕">
+          <w:rFonts w:ascii="맑은 고딕" w:hAnsi="맑은 고딕" w:eastAsia="맑은 고딕"/>
+          <w:b w:val="0"/>
+          <w:sz w:val="21"/>
+        </w:rPr>
+        <w:t>베니 앤더슨과 비에른 울바에우스의 천재적인 송라이팅은 북유럽 민요의 서정성과 클래식의 대위법적 엄격함을 현대 팝의 문법 속에 마법처럼 녹여냈습니다. 그 견고한 오케스트레이션 위에 포개어지는 앙네타 펠트스코그와 아니프리드 링스타의 맑고 청아한 크리스털 하모니는 당대 그 누구도 흉내 낼 수 없었던 아바만의 독창적인 '사운드의 벽'을 구축했습니다. 본 음반에 수록된 명곡들은 치밀하게 조율된 편곡과 극적인 악곡 구성, 그리고 귀를 단숨에 사로잡는 선율의 마력을 통해 경음악의 순수한 환희가 무엇인지를 유감없이 증명해 보입니다.</w:t>
+      </w:r>
+    </w:p>
+    <w:p>
+      <w:pPr>
+        <w:spacing w:line="324" w:lineRule="auto" w:after="120"/>
+      </w:pPr>
+      <w:r>
+        <w:rPr w:rFonts="맑은 고딕">
+          <w:rFonts w:ascii="맑은 고딕" w:hAnsi="맑은 고딕" w:eastAsia="맑은 고딕"/>
+          <w:b w:val="0"/>
+          <w:sz w:val="21"/>
+        </w:rPr>
+        <w:t>그러나 아바의 음악이 반세기가 지난 지금까지도 불멸의 생명력을 지니는 까닭은 눈이 부시도록 화려하고 경쾌한 리듬 이면에 북유럽의 백야(白夜)를 연상시키는 특유의 서늘한 애수와 낭만적 고독이 서려 있기 때문입니다. 축제의 열기 속에서도 문득 스쳐 지나가는 이별의 아픔과 청춘의 덧없음을 어루만지는 이들의 예술적 메시지는 전 세계 청자들의 심금을 울렸습니다. 가장 대중적인 형식 속에 인간의 가장 보편적인 희로애락을 투영하고자 했던 그들의 음악적 철학은 이 앨범을 통해 하나의 영원한 서정시로 승화되었습니다.</w:t>
+      </w:r>
+    </w:p>
+    <w:p>
+      <w:pPr>
+        <w:spacing w:line="324" w:lineRule="auto" w:after="120"/>
+      </w:pPr>
+      <w:r>
+        <w:rPr w:rFonts="맑은 고딕">
+          <w:rFonts w:ascii="맑은 고딕" w:hAnsi="맑은 고딕" w:eastAsia="맑은 고딕"/>
+          <w:b w:val="0"/>
+          <w:sz w:val="21"/>
+        </w:rPr>
+        <w:t>아날로그 그루브를 따라 바늘이 미끄러지는 순간 피어오르는 온기 어린 울림은 1970년대 찬란했던 청춘의 공기를 온전히 되살려냅니다. 세월의 풍파 속에서도 결코 바래지 않는 순수한 낭만과 황홀한 멜로디의 성찬을 간직한 본 음반은, 시대를 초월하여 영혼을 정화하는 팝 클래식의 영원한 이정표로서 우리의 가슴속에 깊은 여운을 남깁니다.</w:t>
       </w:r>
     </w:p>
     <w:p>
@@ -168,7 +200,7 @@
           <w:b w:val="0"/>
           <w:sz w:val="21"/>
         </w:rPr>
-        <w:t>1975년 말부터 1976년에 걸쳐 유럽과 오세아니아를 중심으로 발매된 초기 대표 베스트 앨범으로, 전 세계를 뒤흔든 '아바 현상'의 정점에서 밴드의 눈부신 초기 전성기 명곡들을 정선하여 엮어낸 역사적인 앤솔로지 바이닐입니다.</w:t>
+        <w:t>1975년 말부터 1976년에 걸쳐 유럽 및 오세아니아 등 글로벌 음악 시장에 연이어 발매된 공식 초기 베스트 컴필레이션 음반으로, 전 세계적인 '아바마니아(ABBA-mania)' 열풍을 주도한 역사적 음반입니다.</w:t>
       </w:r>
     </w:p>
     <w:p>
@@ -199,7 +231,7 @@
           <w:b w:val="0"/>
           <w:sz w:val="21"/>
         </w:rPr>
-        <w:t>발매 당시 호주 앨범 차트에서 무려 16주간 연속 1위를 기록하고 당시 호주 역사상 최다 판매량인 100만 장 이상(22× 플래티넘)을 돌파하였으며, 유럽 전역과 글로벌 차트 최상위권을 석권하며 시대를 상징하는 밀리언셀러로 군림하였습니다.</w:t>
+        <w:t>오스트레일리아 앨범 차트 16주 연속 1위 및 당대 인구 대비 경이적인 100만 장 이상의 판매고를 올리며 호주 음반 역사상 최고 판매 기록을 경신했고, 독일 및 유럽 각국에서 멀티 플래티넘을 기록하며 전 세계적인 메가 히트를 달성했습니다.</w:t>
       </w:r>
     </w:p>
     <w:p>
@@ -230,7 +262,7 @@
           <w:b w:val="0"/>
           <w:sz w:val="21"/>
         </w:rPr>
-        <w:t>1974년 유로비전 송 콘테스트 그랑프리 수상을 필두로 전 세계 다수의 플래티넘 및 골드 디스크 인증을 획득하였으며, 훗날 로큰롤 명예의 전당(Rock and Roll Hall of Fame) 헌액과 그래미 명예의 전당 입성을 견인한 찬란한 원천으로 공인받고 있습니다.</w:t>
+        <w:t>2010년 로큰롤 명예의 전당(Rock and Roll Hall of Fame) 헌액, 2024년 스웨덴 국왕으로부터 수여받은 바사 왕립 훈장(Royal Order of Vasa) 수훈 등 대중음악사에 남긴 불멸의 공로를 세계적으로 공인받았습니다.</w:t>
       </w:r>
     </w:p>
     <w:p>
@@ -306,7 +338,7 @@
           <w:b w:val="0"/>
           <w:sz w:val="21"/>
         </w:rPr>
-        <w:t>1972년 결성 (활동기: 1972년 ~ 1982년, 2016년 재결합)</w:t>
+        <w:t>1972년 결성 (1982년 활동 중단 후 2021년 재결합)</w:t>
       </w:r>
     </w:p>
     <w:p>
@@ -368,7 +400,7 @@
           <w:b w:val="0"/>
           <w:sz w:val="21"/>
         </w:rPr>
-        <w:t>아그네사 팰츠콕, 비에른 울바에우스, 베니 안데르손, 아니프리드 륑스타의 네 음악적 거장이 만나 결성한 스웨덴의 국보급 콰르텟입니다. 북유럽 고유의 아련한 멜랑콜리와 클래시컬한 화성학, 정교한 스튜디오 프로덕션을 결합하여 비영어권 아티스트라는 한계를 완벽히 허물고 현대 팝 음악의 지형도를 영원히 바꾸어 놓았습니다.</w:t>
+        <w:t>스칸디나비아 특유의 감수성과 완벽한 선율미학을 결합하여 영미권 팝 시장을 정복한 북유럽 대중음악의 전설입니다. 치밀한 스튜디오 프로덕션과 네 사람의 완벽한 앙상블은 현대 대중음악의 구조적 완성도를 한 단계 끌어올린 불멸의 모범으로 평가받습니다.</w:t>
       </w:r>
     </w:p>
     <w:p>
@@ -413,7 +445,7 @@
           <w:b w:val="0"/>
           <w:sz w:val="21"/>
         </w:rPr>
-        <w:t>[The Best of ABBA]는 유러피언 팝이 영미권 중심의 주류 팝 시장을 어떻게 매혹하고 정복했는가를 보여주는 음악사적 기념비입니다. 필 스펙터 식의 웅장한 '월 오브 사운드(Wall of Sound)' 기법을 현대적으로 정제해 낸 베니와 비에른의 편곡 미학과, 두 여성 보컬의 완벽한 유니즌 및 대위법적 화음 구성은 오늘날까지도 팝 클래식의 가장 모범적인 전범(典範)으로 추앙받고 있습니다.</w:t>
+        <w:t>유로비전 우승곡인 초기 글램 록 스타일의 트랙부터 점차 세련된 유로 팝과 댄스 팝으로 만개해 가는 아바의 결정적 도약기를 완벽하게 포착한 앨범입니다. 상업적 성공과 음악적 예술성을 완벽히 조화시킨 1970년대 팝 음악의 황금기를 상징하는 역사적 사료입니다.</w:t>
       </w:r>
     </w:p>
     <w:p>
@@ -444,7 +476,7 @@
           <w:b w:val="0"/>
           <w:sz w:val="21"/>
         </w:rPr>
-        <w:t>1970년대 중반, 전 세계적인 사회적 피로와 삭막함 속에서 아바가 선사한 눈부시게 밝고 낭만적인 멜로디는 당대 청춘들에게 찬란한 위로이자 탈출구였습니다. 턴테이블 위를 맴도는 바이닐의 온기와 함께 라디오 전파를 타고 방 안 가득 퍼져나가던 이 음악들은, 빛바랜 청춘의 공기와 잊을 수 없는 낭만적 노스탤지어를 고스란히 담아내고 있습니다.</w:t>
+        <w:t>1970년대 오일 쇼크와 경제적 불안정으로 침체되어 있던 시대의 우울을 위로한 눈부신 음악적 해독제였습니다. 라디오 전파를 타고 흐르던 이들의 노랫소리는 국경과 이념을 넘어 모든 세대의 거실을 따스한 낭만과 춤의 공간으로 바꾸어 놓았던 청춘의 송가였습니다.</w:t>
       </w:r>
     </w:p>
     <w:p>
@@ -489,7 +521,7 @@
           <w:b w:val="0"/>
           <w:sz w:val="21"/>
         </w:rPr>
-        <w:t>아바 신화의 장엄한 서막을 알린 불후의 명곡 'Waterloo'의 폭발적인 글램 록 에너지부터, 처연한 슬픔과 댄서블한 리듬이 극적으로 조화를 이루는 'SOS', 경쾌한 마림바 사운드와 세련된 훅이 매혹적인 'Mamma Mia', 그리고 서정적인 안데스풍 플루트 선율과 애틋한 보컬 앙상블이 가슴을 적시는 발라드 'Fernando'에 이르기까지 한 곡도 놓칠 수 없는 팝의 정수가 빼곡히 수놓아져 있습니다.</w:t>
+        <w:t>세계를 뒤흔든 폭발적 에너지의 'Waterloo', 애절한 피아노 아르페지오와 이별의 통증을 담아낸 명곡 'SOS', 거부할 수 없는 캐치한 리프의 'Mamma Mia', 포크적 서정미가 유려하게 흐르는 'Fernando'와 'Ring Ring' 등 전 곡이 빼어난 멜로디 감각을 자랑합니다.</w:t>
       </w:r>
     </w:p>
     <w:p>
@@ -520,7 +552,7 @@
           <w:b w:val="0"/>
           <w:sz w:val="21"/>
         </w:rPr>
-        <w:t>턴테이블 카트리지가 소릿골에 닿는 순간 피어오르는 아날로그 특유의 묵직하고 따스한 저역은 디지털 음원으로는 결코 체감할 수 없는 질감을 드러냅니다. 특히 진공관 앰프를 통해 감상할 때 아그네사의 맑고 투명한 고음과 아니프리드의 풍성하고 그윽한 알토 보이스가 환상적인 입체감으로 분리되어 리스닝 룸을 스톡홀름 스튜디오의 숨결로 가득 채웁니다.</w:t>
+        <w:t>두 여성 보컬의 투명한 하모니와 겹겹이 쌓아 올린 어쿠스틱/일렉트릭 세션의 질감을 온전히 느끼기 위해 진공관 앰프와 중음역대가 단단한 빈티지 턴테이블 시스템으로 감상할 것을 권합니다. LP 특유의 밀도감 있는 그루브를 통해 아날로그 테이프 레코딩 특유의 자연스러운 공간감을 생생하게 체감할 수 있습니다.</w:t>
       </w:r>
     </w:p>
     <w:p>
@@ -551,7 +583,7 @@
           <w:b w:val="0"/>
           <w:sz w:val="21"/>
         </w:rPr>
-        <w:t>아바의 초기 음악적 정열과 싱그러운 생명력이 완벽한 아날로그 마스터링 사운드로 응축된 음반으로, 빈티지 오디오파일 및 바이닐 애호가라면 서가에 영구히 간직해야 할 대체 불가능한 팝의 클래식 컬렉션입니다.</w:t>
+        <w:t>아바의 음악적 순수함과 폭발적인 대중적 흡인력이 가장 이상적으로 결합된 전성기 초입의 기록이자, 유려한 재킷 아트워크와 뛰어난 마스터링을 품고 있어 클래식과 팝을 아우르는 바이닐 컬렉터라면 필히 턴테이블 곁에 갖추어야 할 클래식 명반입니다.</w:t>
       </w:r>
     </w:p>
     <w:p>
@@ -565,7 +597,7 @@
           <w:color w:val="4338CA"/>
           <w:sz w:val="21"/>
         </w:rPr>
-        <w:t>이 음반을 통해 턴테이블의 회전하는 소릿골 속에서 피어나는 북유럽의 찬연한 화음과 시대를 건너온 팝의 마법이 전해주는 감동을 다시 한번 경험해 보시는 것은 어떨까요?</w:t>
+        <w:t>이 음반을 통해 북유럽의 맑고 푸른 호수를 닮은 찬란한 하모니와 불멸의 멜로디가 전해주는 감동을 다시 한번 경험해 보시는 것은 어떨까요?</w:t>
       </w:r>
     </w:p>
     <w:sectPr>
